--- a/History/chapters/23 - Japan, Restoration, and Empire.docx
+++ b/History/chapters/23 - Japan, Restoration, and Empire.docx
@@ -106,7 +106,7 @@
         <w:spacing w:after="200"/>
       </w:pPr>
       <w:r>
-        <w:t xml:space="preserve">What followed was postwar Japan's own version of the turn this part of the book keeps tracking. A new constitution, drafted under American occupation and adopted in 1947, renounced war as a sovereign right and, in its text, the maintenance of war potential, leaving Japan with self-defense forces only. The country rebuilt instead into an economic power, and did so within the same one-generation timescale it had once used to build an empire.</w:t>
+        <w:t xml:space="preserve">What followed was postwar Japan's own version of the turn this part of the book keeps tracking. A new constitution, drafted under American occupation and in force from May 1947, renounced war as a sovereign right and, in its text, the maintenance of war potential, leaving Japan with self-defense forces only. The country rebuilt instead into an economic power, and did so within the same one-generation timescale it had once used to build an empire.</w:t>
       </w:r>
     </w:p>
     <w:p>
